--- a/assets/resumes/en/projects/Yo_Tenra_Resume.docx
+++ b/assets/resumes/en/projects/Yo_Tenra_Resume.docx
@@ -80,7 +80,7 @@
     <w:p>
       <w:r>
         <w:rPr/>
-        <w:t>I want to take a larger role in identifying needs, designing products, building prototypes, and improving them through feedback. I am seeking opportunities in AI applications, prototyping, and business tools. My preferred start date is October 2027; I can also consider April 2028.</w:t>
+        <w:t>I want to take a larger role in identifying needs, designing products, building prototypes, and improving them through feedback. I am seeking opportunities in AI applications, prototyping, and business tools.</w:t>
       </w:r>
     </w:p>
     <w:p>

--- a/assets/resumes/en/projects/Yo_Tenra_Resume.docx
+++ b/assets/resumes/en/projects/Yo_Tenra_Resume.docx
@@ -19,7 +19,7 @@
         <w:rPr>
           <w:b/>
         </w:rPr>
-        <w:t>Building useful tools with AI, data, and practical experience</w:t>
+        <w:t>Master’s student at Kansai University · Building useful tools with AI</w:t>
       </w:r>
     </w:p>
     <w:p>
@@ -74,13 +74,13 @@
     <w:p>
       <w:r>
         <w:rPr/>
-        <w:t>I'm a master's student in Social Informatics at Kansai University. I notice work that has to be explained or repeated each time, and use AI to turn those routines into tools that keep useful records and improve through use. My earlier experience running a business and working with developers helps me connect software with what someone actually needs to do.</w:t>
+        <w:t>Organizing news for research, putting together an outfit, and recording meals all involve work that can be made easier the next time. I enjoy identifying the features I need, building a prototype, and improving it through use and feedback. I would like to do more of this work in AI applications, product design, prototyping, and business tools.</w:t>
       </w:r>
     </w:p>
     <w:p>
       <w:r>
         <w:rPr/>
-        <w:t>I want to take a larger role in identifying needs, designing products, building prototypes, and improving them through feedback. I am seeking opportunities in AI applications, prototyping, and business tools.</w:t>
+        <w:t>My experience includes defining business requirements and coordinating with developers at a travel company, as well as running a game-related service business. I now work on company data quality at Baseconnect. In development, I use AI for investigation and much of the implementation, while I clarify the problem, judge whether an approach fits the business, and verify and refine the result.</w:t>
       </w:r>
     </w:p>
     <w:p>
@@ -89,7 +89,7 @@
       </w:pPr>
       <w:r>
         <w:rPr/>
-        <w:t>What I build</w:t>
+        <w:t>Projects from my research</w:t>
       </w:r>
     </w:p>
     <w:p>
@@ -98,13 +98,10 @@
       </w:pPr>
       <w:r>
         <w:rPr/>
-        <w:t>CorpLink-AI — From news files to research data</w:t>
+        <w:t>CorpLink-AI</w:t>
       </w:r>
     </w:p>
     <w:p>
-      <w:pPr>
-        <w:keepNext/>
-      </w:pPr>
       <w:r>
         <w:rPr>
           <w:b/>
@@ -126,7 +123,7 @@
     <w:p>
       <w:r>
         <w:rPr/>
-        <w:t>CorpLink-AI turns news files into company relationship data and matrices for network analysis. I built a web workflow for repeated data preparation: upload files, choose settings, and download results. Local matching and cached names come before model calls, reusing work already done. This was my first project taking responsibility from requirements through deployment. I consulted Gemini and ChatGPT for code proposals, then integrated and deployed the result myself.</w:t>
+        <w:t>CorpLink-AI turns company names and partnership information in research news files into data and matrices for network analysis. I brought file upload, processing settings, execution, and result downloads into one web workflow. It reuses a local name dictionary and previous matching results before calling the model for unresolved cases. This was my first development project covering requirements through deployment: I used design and code proposals from Gemini and ChatGPT, then integrated the code and deployed the tool myself.</w:t>
       </w:r>
     </w:p>
     <w:p>
@@ -135,18 +132,15 @@
       </w:pPr>
       <w:r>
         <w:rPr/>
-        <w:t>Making software dependencies easier to explore</w:t>
+        <w:t>Exploring open-source software dependencies</w:t>
       </w:r>
     </w:p>
     <w:p>
-      <w:pPr>
-        <w:keepNext/>
-      </w:pPr>
       <w:r>
         <w:rPr>
           <w:b/>
         </w:rPr>
-        <w:t xml:space="preserve">Master's research · </w:t>
+        <w:t xml:space="preserve">Master’s research · </w:t>
       </w:r>
       <w:hyperlink r:id="rId13">
         <w:r>
@@ -163,58 +157,7 @@
     <w:p>
       <w:r>
         <w:rPr/>
-        <w:t xml:space="preserve">My research demo links network graphs, rankings, and explanations for samples of </w:t>
-      </w:r>
-      <w:r>
-        <w:rPr>
-          <w:b/>
-        </w:rPr>
-        <w:t>709 PyPI packages and 591 Go packages</w:t>
-      </w:r>
-      <w:r>
-        <w:rPr/>
-        <w:t>. Readers can compare packages that many others depend on directly with packages that connect different parts of a network, using several structural measures.</w:t>
-      </w:r>
-    </w:p>
-    <w:p>
-      <w:pPr>
-        <w:pStyle w:val="Heading2"/>
-      </w:pPr>
-      <w:r>
-        <w:rPr/>
-        <w:t>Tools I use in daily life</w:t>
-      </w:r>
-    </w:p>
-    <w:p>
-      <w:r>
-        <w:rPr>
-          <w:b/>
-        </w:rPr>
-        <w:t>AWS Pass It</w:t>
-      </w:r>
-      <w:r>
-        <w:rPr/>
-        <w:t xml:space="preserve"> provides practice for seven AWS certifications, question banks in Chinese, Japanese, and English according to the exam, a three-language interface, mock exam score estimates, mistake review, glossary definitions, and questions I can copy into an AI chat. </w:t>
-      </w:r>
-      <w:r>
-        <w:rPr>
-          <w:b/>
-        </w:rPr>
-        <w:t>CalTracker</w:t>
-      </w:r>
-      <w:r>
-        <w:rPr/>
-        <w:t xml:space="preserve"> estimates energy expenditure from recent intake and weight changes, calculates a daily intake target, and records body measurements. </w:t>
-      </w:r>
-      <w:r>
-        <w:rPr>
-          <w:b/>
-        </w:rPr>
-        <w:t>OOTD</w:t>
-      </w:r>
-      <w:r>
-        <w:rPr/>
-        <w:t xml:space="preserve"> links clothing, storage compartments, wear history, and outfits, showing cost per wear and unworn items. I developed all three with AI assistance from my own daily needs and continue to use and improve them.</w:t>
+        <w:t>My master’s research uses network graphs and selectable metrics to explore open-source software dependencies. The demo connects nodes, rankings, and explanations, helping readers compare packages with many direct dependents and packages that connect different parts of a network. It uses samples of 709 PyPI nodes and 591 Go nodes.</w:t>
       </w:r>
     </w:p>
     <w:p>
@@ -223,7 +166,59 @@
       </w:pPr>
       <w:r>
         <w:rPr/>
-        <w:t>Where I've worked</w:t>
+        <w:t>Three apps I use in daily life</w:t>
+      </w:r>
+    </w:p>
+    <w:p>
+      <w:r>
+        <w:rPr>
+          <w:b/>
+        </w:rPr>
+        <w:t>AWS Pass It:</w:t>
+      </w:r>
+      <w:r>
+        <w:rPr/>
+        <w:t xml:space="preserve"> A study app for multiple AWS certification exams. It offers question banks in Chinese, Japanese, and English, with language availability varying by exam, and a three-language interface. Features include mock exam score estimates, mistake review, glossary explanations, and a copy function for asking an AI about a question.</w:t>
+      </w:r>
+    </w:p>
+    <w:p>
+      <w:r>
+        <w:rPr>
+          <w:b/>
+        </w:rPr>
+        <w:t>CalTracker:</w:t>
+      </w:r>
+      <w:r>
+        <w:rPr/>
+        <w:t xml:space="preserve"> Records food intake, weight, and body measurements. Estimates energy expenditure from recent intake and weight changes and calculates a daily intake target for a weight-loss goal.</w:t>
+      </w:r>
+    </w:p>
+    <w:p>
+      <w:r>
+        <w:rPr>
+          <w:b/>
+        </w:rPr>
+        <w:t>OOTD:</w:t>
+      </w:r>
+      <w:r>
+        <w:rPr/>
+        <w:t xml:space="preserve"> Organizes clothing, storage compartments, wear history, and outfits, showing cost per wear and items yet to be worn.</w:t>
+      </w:r>
+    </w:p>
+    <w:p>
+      <w:r>
+        <w:rPr/>
+        <w:t>I defined the features I needed in everyday use and implemented them with AI assistance. I continue to use and improve all three apps.</w:t>
+      </w:r>
+    </w:p>
+    <w:p>
+      <w:pPr>
+        <w:pStyle w:val="Heading1"/>
+        <w:pageBreakBefore/>
+      </w:pPr>
+      <w:r>
+        <w:rPr/>
+        <w:t>Experience</w:t>
       </w:r>
     </w:p>
     <w:p>
@@ -236,9 +231,6 @@
       </w:r>
     </w:p>
     <w:p>
-      <w:pPr>
-        <w:keepNext/>
-      </w:pPr>
       <w:r>
         <w:rPr>
           <w:b/>
@@ -252,7 +244,7 @@
       </w:pPr>
       <w:r>
         <w:rPr/>
-        <w:t>Work on company information extraction and data quality, directly handling production data in S3 that is delivered to clients and modifying the production pipeline. Over three months, about 320 working hours, I authored 190 PRs that were merged after colleague review.</w:t>
+        <w:t>I improve the extraction and quality of company information delivered directly to clients, working with production data in S3 and correcting the data generation pipeline. I authored 190 pull requests over three months (approximately 320 working hours); all were merged after review by colleagues.</w:t>
       </w:r>
     </w:p>
     <w:p>
@@ -261,7 +253,7 @@
       </w:pPr>
       <w:r>
         <w:rPr/>
-        <w:t>Build reusable transformations for recurring data errors and submit corresponding pipeline fixes to reduce recurrence. I personally execute production corrections after dry runs and backups, then verify the results. In the final month and a half of that period, about 180 hours, I resolved 38 data correction tasks.</w:t>
+        <w:t>I turn recurring data corrections into reusable transformations and submit fixes to the production pipeline where the errors originate. I assess whether an existing transformation can be reused or needs updating for each case. I personally run corrections in production after dry runs and backups, then verify the results. I resolved 38 correction tasks in approximately 180 hours during the final month and a half of the same three-month period.</w:t>
       </w:r>
     </w:p>
     <w:p>
@@ -270,7 +262,7 @@
       </w:pPr>
       <w:r>
         <w:rPr/>
-        <w:t>Define problems and goals, assess Claude's findings and code proposals for business fit and risk, and keep acceptance criteria, verification results, and work logs. I built a database-backed workspace for my own use so later AI sessions can continue from these records.</w:t>
+        <w:t>I use Claude for investigation and implementation while taking responsibility for defining problems and goals, assessing business fit and risk, setting acceptance criteria, and verifying results. I also built a database-backed personal dashboard with AI assistance to retain acceptance criteria, verification results, and work logs so work can continue across AI sessions.</w:t>
       </w:r>
     </w:p>
     <w:p>
@@ -279,7 +271,7 @@
       </w:pPr>
       <w:r>
         <w:rPr/>
-        <w:t>During this work, accuracy for one data field rose from over 40% to 85%, and its coverage rose from over 30% to 75% (my work records, October 2026).</w:t>
+        <w:t>From early June to early September 2026, extraction precision for one field in data on company departments and organizational structures rose from the 40% range to 85%, and coverage from the 30% range to 75% (my work records, October 2026). Precision was measured as correctly extracted records / total extracted records; coverage as total extracted records / ground-truth records.</w:t>
       </w:r>
     </w:p>
     <w:p>
@@ -292,9 +284,6 @@
       </w:r>
     </w:p>
     <w:p>
-      <w:pPr>
-        <w:keepNext/>
-      </w:pPr>
       <w:r>
         <w:rPr>
           <w:b/>
@@ -305,7 +294,7 @@
     <w:p>
       <w:r>
         <w:rPr/>
-        <w:t>I help students in practical classes and provide hardware and software guidance at the student service station, documenting issues and referring them for further support when needed.</w:t>
+        <w:t>I answer students’ questions in practical classes covering software development, mathematics, scientific literacy, graphics, and qualitative research, explaining tools and how to approach assignments. At the student service station, I also help with hardware and software issues, document the situation, and refer cases to technical staff when needed.</w:t>
       </w:r>
     </w:p>
     <w:p>
@@ -331,7 +320,7 @@
       </w:pPr>
       <w:r>
         <w:rPr/>
-        <w:t>Combined Chinese-language game content, reaching approximately 500,000 cumulative video views, with payment assistance, transaction handling, and game support for more than 2,000 unique customers.</w:t>
+        <w:t>Founded and ran services for Chinese-speaking game players, personally handling payments in Korean won, in-game purchases on customers’ behalf, transaction guarantees, and paid advice for new players. Charged a fee for transaction guarantees and billed consultations by the minute. Also contributed to short videos and game guides.</w:t>
       </w:r>
     </w:p>
     <w:p>
@@ -340,7 +329,7 @@
       </w:pPr>
       <w:r>
         <w:rPr/>
-        <w:t>Handled approximately CNY 15 million in cumulative customer payments, including top-ups, and generated more than CNY 3 million in gross profit after gift-card and top-up fulfilment costs, before wages and other operating costs.</w:t>
+        <w:t>Served more than 2,000 unique customers across the services over the life of the business. Videos received approximately 500,000 cumulative views.</w:t>
       </w:r>
     </w:p>
     <w:p>
@@ -349,7 +338,7 @@
       </w:pPr>
       <w:r>
         <w:rPr/>
-        <w:t>Estimated cumulative net profit was approximately CNY 2.5 million; peak staffing included approximately three interns.</w:t>
+        <w:t>Ran the services with approximately three interns at peak staffing.</w:t>
       </w:r>
     </w:p>
     <w:p>
@@ -358,12 +347,39 @@
       </w:pPr>
       <w:r>
         <w:rPr/>
-        <w:t>Contributed to Chinese-language guide graphics, built a guide website, and used expected-value calculations and comparisons of item costs and rewards to recommend event participation and spending plans; delivered version updates through PDFs, structured notes, videos, and subscriber messages.</w:t>
+        <w:t>Explained event rules, expected item yields, and costs to Chinese-speaking players who could not read Korean. Used expected-value calculations and comparisons of item costs and rewards to recommend event participation and spending plans for achieving the same in-game result at a lower cost. Contributed to Chinese-language guide graphics and built a guide website; distributed version updates through PDFs, structured notes, videos, and messages to guide subscribers.</w:t>
+      </w:r>
+    </w:p>
+    <w:p>
+      <w:r>
+        <w:rPr/>
+        <w:t>Cumulative customer payments totaled approximately USD 2.2 million (approximately CNY 15 million), including funds received to make payments on customers’ behalf. Cumulative gross profit exceeded CNY 3 million; for reference, CNY 3 million is approximately USD 450,000. Gross profit is stated after gift-card purchase and top-up fulfilment costs, before wages and other operating costs. Estimated cumulative net profit was approximately USD 370,000 (approximately CNY 2.5 million).</w:t>
+      </w:r>
+    </w:p>
+    <w:p>
+      <w:r>
+        <w:rPr/>
+        <w:t xml:space="preserve">USD equivalents are approximate, using the </w:t>
+      </w:r>
+      <w:hyperlink r:id="rId14">
+        <w:r>
+          <w:rPr>
+            <w:rStyle w:val="Hyperlink"/>
+            <w:color w:val="0563C1"/>
+            <w:u w:val="single"/>
+          </w:rPr>
+          <w:t>People’s Bank of China reference rate published on October 15, 2026</w:t>
+        </w:r>
+      </w:hyperlink>
+      <w:r>
+        <w:rPr/>
+        <w:t>, calculated by the China Foreign Exchange Trade System (CNY 1 ≈ USD 0.148692) and checked on October 16, 2026. These are current reference equivalents; historical exchange proceeds and the rates actually used may differ.</w:t>
       </w:r>
     </w:p>
     <w:p>
       <w:pPr>
         <w:pStyle w:val="Heading2"/>
+        <w:pageBreakBefore/>
       </w:pPr>
       <w:r>
         <w:rPr/>
@@ -384,7 +400,7 @@
       </w:pPr>
       <w:r>
         <w:rPr/>
-        <w:t>Directly supported the CEO and coordinated business requirements with approximately 5–10 developers across hotel pricing, distribution, finance and accounting, and performance-based bonus systems.</w:t>
+        <w:t>Worked directly for the CEO, translating business needs into requirements and coordinating with the development team. Observed how staff adjusted hotel prices, then discussed feasibility and complexity with approximately 5–10 developers. Agreed on screen designs with business and development staff and documented them in a demo and requirements specifications.</w:t>
       </w:r>
     </w:p>
     <w:p>
@@ -393,7 +409,7 @@
       </w:pPr>
       <w:r>
         <w:rPr/>
-        <w:t>Observed sales pricing workflows, gathered requirements, and reconciled business usability with technical feasibility through a UI proposal, a demo, and requirements documents.</w:t>
+        <w:t>Tracked delivery with Gantt charts, considering task dependencies, effort, costs, and staff availability. When issues arose, compared alternative ways to meet the same business goal and coordinated a decision with the people involved.</w:t>
       </w:r>
     </w:p>
     <w:p>
@@ -402,7 +418,7 @@
       </w:pPr>
       <w:r>
         <w:rPr/>
-        <w:t>Managed delivery progress using Gantt charts, dependencies, effort, costs, and staff availability; clarified blockers and compared implementation options against the same business goal.</w:t>
+        <w:t>Helped define requirements for hotel price adjustments linked to suppliers and sales channels, travel product distribution, and internal finance and performance-based bonus calculations. For hotel invoice imports, balanced cost, delivery time, and accuracy by agreeing on a workflow in which finance staff reviewed the initial matches before entering the records. The development team handled technical implementation.</w:t>
       </w:r>
     </w:p>
     <w:p>
@@ -411,7 +427,7 @@
       </w:pPr>
       <w:r>
         <w:rPr/>
-        <w:t>Education and tools</w:t>
+        <w:t>Education, qualifications, and tools</w:t>
       </w:r>
     </w:p>
     <w:p>
@@ -426,7 +442,7 @@
       </w:r>
       <w:r>
         <w:rPr/>
-        <w:t xml:space="preserve"> Master's student in Social Informatics, Apr 2025–Expected Sep 2027.</w:t>
+        <w:t xml:space="preserve"> Master’s student in Social Informatics, Graduate School of Informatics · Apr 2025–Expected Sep 2027.</w:t>
       </w:r>
     </w:p>
     <w:p>
@@ -441,7 +457,7 @@
       </w:r>
       <w:r>
         <w:rPr/>
-        <w:t xml:space="preserve"> Systems Development coursework, Apr 2024–Mar 2025; withdrew.</w:t>
+        <w:t xml:space="preserve"> Systems Development coursework · Apr 2024–Mar 2025; withdrew.</w:t>
       </w:r>
     </w:p>
     <w:p>
@@ -456,13 +472,7 @@
       </w:r>
       <w:r>
         <w:rPr/>
-        <w:t xml:space="preserve"> Bachelor's degree in Financial Engineering, Sep 2014–Jul 2018.</w:t>
-      </w:r>
-    </w:p>
-    <w:p>
-      <w:r>
-        <w:rPr/>
-        <w:t>I use Python, SQL, and Git in AI-assisted development, reading parts of the code and making focused changes. AI assists much of the implementation; I define requirements, compare approaches, assess business fit and risk, and organize verification.</w:t>
+        <w:t xml:space="preserve"> Bachelor’s degree in Financial Engineering · Sep 2014–Jul 2018.</w:t>
       </w:r>
     </w:p>
     <w:p>
@@ -470,36 +480,32 @@
         <w:keepLines/>
       </w:pPr>
       <w:r>
-        <w:rPr>
-          <w:b/>
-        </w:rPr>
-        <w:t>Qualifications:</w:t>
-      </w:r>
-      <w:r>
         <w:rPr/>
-        <w:t xml:space="preserve"> AWS Certified AI Practitioner, 2026;</w:t>
+        <w:t>AWS Certified AI Practitioner (2026);</w:t>
       </w:r>
       <w:r>
         <w:br/>
       </w:r>
       <w:r>
         <w:rPr/>
-        <w:t>AWS Certified Cloud Practitioner, 2026;</w:t>
+        <w:t>AWS Certified Cloud Practitioner (2026);</w:t>
       </w:r>
       <w:r>
         <w:br/>
       </w:r>
       <w:r>
         <w:rPr/>
-        <w:t>AWS Certified Solutions Architect – Associate, 2026;</w:t>
+        <w:t>AWS Certified Solutions Architect – Associate (2026);</w:t>
       </w:r>
       <w:r>
         <w:br/>
       </w:r>
       <w:r>
         <w:rPr/>
-        <w:t xml:space="preserve">Fundamental Information Technology Engineer Examination (Japan), passed May 2024; JLPT N1, Dec 2023; TOEIC Listening &amp; Reading 805, Aug 2022; BEC Higher, Grade C, May 2018. </w:t>
+        <w:t>JLPT N1 (Dec 2023); TOEIC Listening &amp; Reading 805 (Aug 2022); Cambridge BEC Higher, Grade C (May 2018); Fundamental Information Technology Engineer Examination, Japan (passed May 2024).</w:t>
       </w:r>
+    </w:p>
+    <w:p>
       <w:r>
         <w:rPr>
           <w:b/>
@@ -512,7 +518,13 @@
       </w:r>
     </w:p>
     <w:p>
-      <w:hyperlink r:id="rId14">
+      <w:r>
+        <w:rPr/>
+        <w:t>I use Python, SQL, and Git in AI-assisted development. I read parts of the code to check behavior and make focused changes. Claude and other AI tools support much of the implementation; I define requirements, compare approaches, assess business fit and risk, plan verification, and iterate on the results.</w:t>
+      </w:r>
+    </w:p>
+    <w:p>
+      <w:hyperlink r:id="rId15">
         <w:r>
           <w:rPr>
             <w:rStyle w:val="Hyperlink"/>
@@ -526,7 +538,7 @@
         <w:rPr/>
         <w:t xml:space="preserve"> · </w:t>
       </w:r>
-      <w:hyperlink r:id="rId15">
+      <w:hyperlink r:id="rId16">
         <w:r>
           <w:rPr>
             <w:rStyle w:val="Hyperlink"/>
@@ -538,7 +550,7 @@
       </w:hyperlink>
     </w:p>
     <w:sectPr>
-      <w:footerReference w:type="default" r:id="rId16"/>
+      <w:footerReference w:type="default" r:id="rId17"/>
       <w:pgSz w:w="12240" w:h="15840"/>
       <w:pgMar w:top="922" w:right="1080" w:bottom="922" w:left="1080" w:header="720" w:footer="510" w:gutter="0"/>
       <w:cols w:space="720"/>

--- a/assets/resumes/en/projects/Yo_Tenra_Resume.docx
+++ b/assets/resumes/en/projects/Yo_Tenra_Resume.docx
@@ -359,7 +359,7 @@
     <w:p>
       <w:r>
         <w:rPr/>
-        <w:t xml:space="preserve">USD equivalents are approximate, using the </w:t>
+        <w:t xml:space="preserve">The USD equivalents are approximate reference figures for comparing the original CNY business results. They use the central parity rate calculated by the China Foreign Exchange Trade System and </w:t>
       </w:r>
       <w:hyperlink r:id="rId14">
         <w:r>
@@ -368,12 +368,12 @@
             <w:color w:val="0563C1"/>
             <w:u w:val="single"/>
           </w:rPr>
-          <w:t>People’s Bank of China reference rate published on October 15, 2026</w:t>
+          <w:t>published by the People’s Bank of China on October 15, 2026</w:t>
         </w:r>
       </w:hyperlink>
       <w:r>
         <w:rPr/>
-        <w:t>, calculated by the China Foreign Exchange Trade System (CNY 1 ≈ USD 0.148692) and checked on October 16, 2026. These are current reference equivalents; historical exchange proceeds and the rates actually used may differ.</w:t>
+        <w:t>: CNY 1 ≈ USD 0.148692. The rate was checked on October 16, 2026.</w:t>
       </w:r>
     </w:p>
     <w:p>
